--- a/ATIVIDADE-FRONTEND.docx
+++ b/ATIVIDADE-FRONTEND.docx
@@ -86,7 +86,7 @@
           <w:iCs w:val="false"/>
           <w:lang w:val="pt-BR" w:eastAsia="en-US" w:bidi="ar-SA"/>
         </w:rPr>
-        <w:t xml:space="preserve">: Todas as aulas restantes serão reservadas para a execução dessa atividade, portanto o prazo de entrega será até a ultima aula da UC. </w:t>
+        <w:t xml:space="preserve">: Todas as aulas restantes serão reservadas para a execução dessa atividade, portanto o prazo de entrega será até a ultima aula da unidade curricular. </w:t>
       </w:r>
     </w:p>
     <w:p>
@@ -1004,7 +1004,7 @@
         <w:pStyle w:val="Compact"/>
         <w:numPr>
           <w:ilvl w:val="0"/>
-          <w:numId w:val="25"/>
+          <w:numId w:val="19"/>
         </w:numPr>
         <w:rPr/>
       </w:pPr>
@@ -1041,7 +1041,7 @@
         <w:pStyle w:val="Compact"/>
         <w:numPr>
           <w:ilvl w:val="0"/>
-          <w:numId w:val="26"/>
+          <w:numId w:val="20"/>
         </w:numPr>
         <w:rPr>
           <w:lang w:val="pt-BR" w:eastAsia="en-US" w:bidi="ar-SA"/>
@@ -1067,7 +1067,7 @@
         <w:pStyle w:val="Compact"/>
         <w:numPr>
           <w:ilvl w:val="0"/>
-          <w:numId w:val="27"/>
+          <w:numId w:val="21"/>
         </w:numPr>
         <w:rPr>
           <w:lang w:val="pt-BR" w:eastAsia="en-US" w:bidi="ar-SA"/>
@@ -1137,7 +1137,7 @@
         <w:pStyle w:val="Compact"/>
         <w:numPr>
           <w:ilvl w:val="0"/>
-          <w:numId w:val="28"/>
+          <w:numId w:val="22"/>
         </w:numPr>
         <w:rPr/>
       </w:pPr>
@@ -1168,7 +1168,7 @@
         <w:pStyle w:val="Compact"/>
         <w:numPr>
           <w:ilvl w:val="0"/>
-          <w:numId w:val="29"/>
+          <w:numId w:val="23"/>
         </w:numPr>
         <w:rPr/>
       </w:pPr>
@@ -1268,7 +1268,7 @@
         <w:pStyle w:val="Compact"/>
         <w:numPr>
           <w:ilvl w:val="0"/>
-          <w:numId w:val="30"/>
+          <w:numId w:val="24"/>
         </w:numPr>
         <w:rPr/>
       </w:pPr>
@@ -1317,7 +1317,7 @@
         <w:pStyle w:val="Compact"/>
         <w:numPr>
           <w:ilvl w:val="0"/>
-          <w:numId w:val="31"/>
+          <w:numId w:val="25"/>
         </w:numPr>
         <w:rPr/>
       </w:pPr>
@@ -1722,7 +1722,7 @@
         <w:pStyle w:val="Compact"/>
         <w:numPr>
           <w:ilvl w:val="0"/>
-          <w:numId w:val="32"/>
+          <w:numId w:val="26"/>
         </w:numPr>
         <w:rPr>
           <w:lang w:val="pt-BR" w:eastAsia="en-US" w:bidi="ar-SA"/>
@@ -1748,7 +1748,7 @@
         <w:pStyle w:val="Compact"/>
         <w:numPr>
           <w:ilvl w:val="0"/>
-          <w:numId w:val="33"/>
+          <w:numId w:val="27"/>
         </w:numPr>
         <w:rPr>
           <w:lang w:val="pt-BR" w:eastAsia="en-US" w:bidi="ar-SA"/>
@@ -1774,7 +1774,7 @@
         <w:pStyle w:val="Compact"/>
         <w:numPr>
           <w:ilvl w:val="0"/>
-          <w:numId w:val="34"/>
+          <w:numId w:val="28"/>
         </w:numPr>
         <w:rPr>
           <w:lang w:val="pt-BR" w:eastAsia="en-US" w:bidi="ar-SA"/>
@@ -1800,7 +1800,7 @@
         <w:pStyle w:val="Compact"/>
         <w:numPr>
           <w:ilvl w:val="0"/>
-          <w:numId w:val="35"/>
+          <w:numId w:val="29"/>
         </w:numPr>
         <w:rPr/>
       </w:pPr>
@@ -2248,8 +2248,8 @@
       </w:tblPr>
       <w:tblGrid>
         <w:gridCol w:w="1037"/>
-        <w:gridCol w:w="3466"/>
-        <w:gridCol w:w="4857"/>
+        <w:gridCol w:w="3465"/>
+        <w:gridCol w:w="4858"/>
       </w:tblGrid>
       <w:tr>
         <w:trPr>
@@ -2288,7 +2288,7 @@
         </w:tc>
         <w:tc>
           <w:tcPr>
-            <w:tcW w:w="3466" w:type="dxa"/>
+            <w:tcW w:w="3465" w:type="dxa"/>
             <w:tcBorders>
               <w:bottom w:val="single" w:sz="6" w:space="0" w:color="000000"/>
             </w:tcBorders>
@@ -2319,7 +2319,7 @@
         </w:tc>
         <w:tc>
           <w:tcPr>
-            <w:tcW w:w="4857" w:type="dxa"/>
+            <w:tcW w:w="4858" w:type="dxa"/>
             <w:tcBorders>
               <w:bottom w:val="single" w:sz="6" w:space="0" w:color="000000"/>
             </w:tcBorders>
@@ -2381,7 +2381,7 @@
         </w:tc>
         <w:tc>
           <w:tcPr>
-            <w:tcW w:w="3466" w:type="dxa"/>
+            <w:tcW w:w="3465" w:type="dxa"/>
             <w:tcBorders/>
           </w:tcPr>
           <w:p>
@@ -2407,7 +2407,7 @@
         </w:tc>
         <w:tc>
           <w:tcPr>
-            <w:tcW w:w="4857" w:type="dxa"/>
+            <w:tcW w:w="4858" w:type="dxa"/>
             <w:tcBorders/>
           </w:tcPr>
           <w:p>
@@ -2466,7 +2466,7 @@
         </w:tc>
         <w:tc>
           <w:tcPr>
-            <w:tcW w:w="3466" w:type="dxa"/>
+            <w:tcW w:w="3465" w:type="dxa"/>
             <w:tcBorders/>
           </w:tcPr>
           <w:p>
@@ -2492,7 +2492,7 @@
         </w:tc>
         <w:tc>
           <w:tcPr>
-            <w:tcW w:w="4857" w:type="dxa"/>
+            <w:tcW w:w="4858" w:type="dxa"/>
             <w:tcBorders/>
           </w:tcPr>
           <w:p>
@@ -2551,7 +2551,7 @@
         </w:tc>
         <w:tc>
           <w:tcPr>
-            <w:tcW w:w="3466" w:type="dxa"/>
+            <w:tcW w:w="3465" w:type="dxa"/>
             <w:tcBorders/>
           </w:tcPr>
           <w:p>
@@ -2577,7 +2577,7 @@
         </w:tc>
         <w:tc>
           <w:tcPr>
-            <w:tcW w:w="4857" w:type="dxa"/>
+            <w:tcW w:w="4858" w:type="dxa"/>
             <w:tcBorders/>
           </w:tcPr>
           <w:p>
@@ -2636,7 +2636,7 @@
         </w:tc>
         <w:tc>
           <w:tcPr>
-            <w:tcW w:w="3466" w:type="dxa"/>
+            <w:tcW w:w="3465" w:type="dxa"/>
             <w:tcBorders/>
           </w:tcPr>
           <w:p>
@@ -2662,7 +2662,7 @@
         </w:tc>
         <w:tc>
           <w:tcPr>
-            <w:tcW w:w="4857" w:type="dxa"/>
+            <w:tcW w:w="4858" w:type="dxa"/>
             <w:tcBorders/>
           </w:tcPr>
           <w:p>
@@ -2721,7 +2721,7 @@
         </w:tc>
         <w:tc>
           <w:tcPr>
-            <w:tcW w:w="3466" w:type="dxa"/>
+            <w:tcW w:w="3465" w:type="dxa"/>
             <w:tcBorders/>
           </w:tcPr>
           <w:p>
@@ -2747,7 +2747,7 @@
         </w:tc>
         <w:tc>
           <w:tcPr>
-            <w:tcW w:w="4857" w:type="dxa"/>
+            <w:tcW w:w="4858" w:type="dxa"/>
             <w:tcBorders/>
           </w:tcPr>
           <w:p>
@@ -2806,7 +2806,7 @@
         </w:tc>
         <w:tc>
           <w:tcPr>
-            <w:tcW w:w="3466" w:type="dxa"/>
+            <w:tcW w:w="3465" w:type="dxa"/>
             <w:tcBorders/>
           </w:tcPr>
           <w:p>
@@ -2832,7 +2832,7 @@
         </w:tc>
         <w:tc>
           <w:tcPr>
-            <w:tcW w:w="4857" w:type="dxa"/>
+            <w:tcW w:w="4858" w:type="dxa"/>
             <w:tcBorders/>
           </w:tcPr>
           <w:p>
@@ -4110,11 +4110,12 @@
       <w:pPr>
         <w:pStyle w:val="Heading3"/>
         <w:rPr>
-          <w:lang w:val="pt-BR" w:eastAsia="en-US" w:bidi="ar-SA"/>
-        </w:rPr>
-      </w:pPr>
-      <w:r>
-        <w:rPr>
+          <w:strike/>
+        </w:rPr>
+      </w:pPr>
+      <w:r>
+        <w:rPr>
+          <w:strike/>
           <w:lang w:val="pt-BR" w:eastAsia="en-US" w:bidi="ar-SA"/>
         </w:rPr>
         <w:t>4.7 Perfil do usuário</w:t>
@@ -4127,6 +4128,7 @@
       </w:pPr>
       <w:r>
         <w:rPr>
+          <w:strike/>
           <w:lang w:val="pt-BR" w:eastAsia="en-US" w:bidi="ar-SA"/>
         </w:rPr>
         <w:t xml:space="preserve">Rota sugerida: </w:t>
@@ -4134,6 +4136,7 @@
       <w:r>
         <w:rPr>
           <w:rStyle w:val="VerbatimChar"/>
+          <w:strike/>
           <w:lang w:val="pt-BR" w:eastAsia="en-US" w:bidi="ar-SA"/>
         </w:rPr>
         <w:t>/usuario</w:t>
@@ -4143,11 +4146,12 @@
       <w:pPr>
         <w:pStyle w:val="BodyText"/>
         <w:rPr>
-          <w:lang w:val="pt-BR" w:eastAsia="en-US" w:bidi="ar-SA"/>
-        </w:rPr>
-      </w:pPr>
-      <w:r>
-        <w:rPr>
+          <w:strike/>
+        </w:rPr>
+      </w:pPr>
+      <w:r>
+        <w:rPr>
+          <w:strike/>
           <w:lang w:val="pt-BR" w:eastAsia="en-US" w:bidi="ar-SA"/>
         </w:rPr>
         <w:t>A tela deve exibir as informações básicas do usuário autenticado e permitir alterar a senha.</w:t>
@@ -4157,11 +4161,12 @@
       <w:pPr>
         <w:pStyle w:val="Heading4"/>
         <w:rPr>
-          <w:lang w:val="pt-BR" w:eastAsia="en-US" w:bidi="ar-SA"/>
-        </w:rPr>
-      </w:pPr>
-      <w:r>
-        <w:rPr>
+          <w:strike/>
+        </w:rPr>
+      </w:pPr>
+      <w:r>
+        <w:rPr>
+          <w:strike/>
           <w:lang w:val="pt-BR" w:eastAsia="en-US" w:bidi="ar-SA"/>
         </w:rPr>
         <w:t>Endpoints de usuário</w:t>
@@ -4207,12 +4212,13 @@
               <w:spacing w:before="36" w:after="36"/>
               <w:jc w:val="left"/>
               <w:rPr>
-                <w:lang w:val="pt-BR" w:eastAsia="en-US" w:bidi="ar-SA"/>
-              </w:rPr>
-            </w:pPr>
-            <w:r>
-              <w:rPr>
-                <w:rFonts w:eastAsia="Cambria" w:cs=""/>
+                <w:strike/>
+              </w:rPr>
+            </w:pPr>
+            <w:r>
+              <w:rPr>
+                <w:rFonts w:eastAsia="Cambria" w:cs=""/>
+                <w:strike/>
                 <w:kern w:val="0"/>
                 <w:sz w:val="24"/>
                 <w:szCs w:val="24"/>
@@ -4238,12 +4244,13 @@
               <w:spacing w:before="36" w:after="36"/>
               <w:jc w:val="left"/>
               <w:rPr>
-                <w:lang w:val="pt-BR" w:eastAsia="en-US" w:bidi="ar-SA"/>
-              </w:rPr>
-            </w:pPr>
-            <w:r>
-              <w:rPr>
-                <w:rFonts w:eastAsia="Cambria" w:cs=""/>
+                <w:strike/>
+              </w:rPr>
+            </w:pPr>
+            <w:r>
+              <w:rPr>
+                <w:rFonts w:eastAsia="Cambria" w:cs=""/>
+                <w:strike/>
                 <w:kern w:val="0"/>
                 <w:sz w:val="24"/>
                 <w:szCs w:val="24"/>
@@ -4269,12 +4276,13 @@
               <w:spacing w:before="36" w:after="36"/>
               <w:jc w:val="left"/>
               <w:rPr>
-                <w:lang w:val="pt-BR" w:eastAsia="en-US" w:bidi="ar-SA"/>
-              </w:rPr>
-            </w:pPr>
-            <w:r>
-              <w:rPr>
-                <w:rFonts w:eastAsia="Cambria" w:cs=""/>
+                <w:strike/>
+              </w:rPr>
+            </w:pPr>
+            <w:r>
+              <w:rPr>
+                <w:rFonts w:eastAsia="Cambria" w:cs=""/>
+                <w:strike/>
                 <w:kern w:val="0"/>
                 <w:sz w:val="24"/>
                 <w:szCs w:val="24"/>
@@ -4300,12 +4308,13 @@
               <w:spacing w:before="36" w:after="36"/>
               <w:jc w:val="left"/>
               <w:rPr>
-                <w:lang w:val="pt-BR" w:eastAsia="en-US" w:bidi="ar-SA"/>
-              </w:rPr>
-            </w:pPr>
-            <w:r>
-              <w:rPr>
-                <w:rFonts w:eastAsia="Cambria" w:cs=""/>
+                <w:strike/>
+              </w:rPr>
+            </w:pPr>
+            <w:r>
+              <w:rPr>
+                <w:rFonts w:eastAsia="Cambria" w:cs=""/>
+                <w:strike/>
                 <w:kern w:val="0"/>
                 <w:sz w:val="24"/>
                 <w:szCs w:val="24"/>
@@ -4333,6 +4342,7 @@
               <w:rPr>
                 <w:rStyle w:val="VerbatimChar"/>
                 <w:rFonts w:eastAsia="Cambria" w:cs=""/>
+                <w:strike/>
                 <w:kern w:val="0"/>
                 <w:szCs w:val="24"/>
                 <w:lang w:val="pt-BR" w:eastAsia="en-US" w:bidi="ar-SA"/>
@@ -4354,12 +4364,13 @@
               <w:spacing w:before="36" w:after="36"/>
               <w:jc w:val="left"/>
               <w:rPr>
-                <w:lang w:val="pt-BR" w:eastAsia="en-US" w:bidi="ar-SA"/>
-              </w:rPr>
-            </w:pPr>
-            <w:r>
-              <w:rPr>
-                <w:rFonts w:eastAsia="Cambria" w:cs=""/>
+                <w:strike/>
+              </w:rPr>
+            </w:pPr>
+            <w:r>
+              <w:rPr>
+                <w:rFonts w:eastAsia="Cambria" w:cs=""/>
+                <w:strike/>
                 <w:kern w:val="0"/>
                 <w:sz w:val="24"/>
                 <w:szCs w:val="24"/>
@@ -4385,12 +4396,13 @@
               <w:spacing w:before="36" w:after="36"/>
               <w:jc w:val="left"/>
               <w:rPr>
-                <w:lang w:val="pt-BR" w:eastAsia="en-US" w:bidi="ar-SA"/>
-              </w:rPr>
-            </w:pPr>
-            <w:r>
-              <w:rPr>
-                <w:rFonts w:eastAsia="Cambria" w:cs=""/>
+                <w:strike/>
+              </w:rPr>
+            </w:pPr>
+            <w:r>
+              <w:rPr>
+                <w:rFonts w:eastAsia="Cambria" w:cs=""/>
+                <w:strike/>
                 <w:kern w:val="0"/>
                 <w:sz w:val="24"/>
                 <w:szCs w:val="24"/>
@@ -4418,6 +4430,7 @@
               <w:rPr>
                 <w:rStyle w:val="VerbatimChar"/>
                 <w:rFonts w:eastAsia="Cambria" w:cs=""/>
+                <w:strike/>
                 <w:kern w:val="0"/>
                 <w:szCs w:val="24"/>
                 <w:lang w:val="pt-BR" w:eastAsia="en-US" w:bidi="ar-SA"/>
@@ -4439,12 +4452,13 @@
               <w:spacing w:before="36" w:after="36"/>
               <w:jc w:val="left"/>
               <w:rPr>
-                <w:lang w:val="pt-BR" w:eastAsia="en-US" w:bidi="ar-SA"/>
-              </w:rPr>
-            </w:pPr>
-            <w:r>
-              <w:rPr>
-                <w:rFonts w:eastAsia="Cambria" w:cs=""/>
+                <w:strike/>
+              </w:rPr>
+            </w:pPr>
+            <w:r>
+              <w:rPr>
+                <w:rFonts w:eastAsia="Cambria" w:cs=""/>
+                <w:strike/>
                 <w:kern w:val="0"/>
                 <w:sz w:val="24"/>
                 <w:szCs w:val="24"/>
@@ -4470,12 +4484,13 @@
               <w:spacing w:before="36" w:after="36"/>
               <w:jc w:val="left"/>
               <w:rPr>
-                <w:lang w:val="pt-BR" w:eastAsia="en-US" w:bidi="ar-SA"/>
-              </w:rPr>
-            </w:pPr>
-            <w:r>
-              <w:rPr>
-                <w:rFonts w:eastAsia="Cambria" w:cs=""/>
+                <w:strike/>
+              </w:rPr>
+            </w:pPr>
+            <w:r>
+              <w:rPr>
+                <w:rFonts w:eastAsia="Cambria" w:cs=""/>
+                <w:strike/>
                 <w:kern w:val="0"/>
                 <w:sz w:val="24"/>
                 <w:szCs w:val="24"/>
@@ -4503,6 +4518,7 @@
               <w:rPr>
                 <w:rStyle w:val="VerbatimChar"/>
                 <w:rFonts w:eastAsia="Cambria" w:cs=""/>
+                <w:strike/>
                 <w:kern w:val="0"/>
                 <w:szCs w:val="24"/>
                 <w:lang w:val="pt-BR" w:eastAsia="en-US" w:bidi="ar-SA"/>
@@ -4524,12 +4540,13 @@
               <w:spacing w:before="36" w:after="36"/>
               <w:jc w:val="left"/>
               <w:rPr>
-                <w:lang w:val="pt-BR" w:eastAsia="en-US" w:bidi="ar-SA"/>
-              </w:rPr>
-            </w:pPr>
-            <w:r>
-              <w:rPr>
-                <w:rFonts w:eastAsia="Cambria" w:cs=""/>
+                <w:strike/>
+              </w:rPr>
+            </w:pPr>
+            <w:r>
+              <w:rPr>
+                <w:rFonts w:eastAsia="Cambria" w:cs=""/>
+                <w:strike/>
                 <w:kern w:val="0"/>
                 <w:sz w:val="24"/>
                 <w:szCs w:val="24"/>
@@ -4548,6 +4565,7 @@
       </w:pPr>
       <w:r>
         <w:rPr>
+          <w:strike/>
           <w:lang w:val="pt-BR" w:eastAsia="en-US" w:bidi="ar-SA"/>
         </w:rPr>
         <w:t xml:space="preserve">O login do sistema continua sendo feito por </w:t>
@@ -4555,12 +4573,14 @@
       <w:r>
         <w:rPr>
           <w:rStyle w:val="VerbatimChar"/>
+          <w:strike/>
           <w:lang w:val="pt-BR" w:eastAsia="en-US" w:bidi="ar-SA"/>
         </w:rPr>
         <w:t>POST /api/autenticacao/login</w:t>
       </w:r>
       <w:r>
         <w:rPr>
+          <w:strike/>
           <w:lang w:val="pt-BR" w:eastAsia="en-US" w:bidi="ar-SA"/>
         </w:rPr>
         <w:t xml:space="preserve"> (módulo de autenticação, não confundir com as rotas de </w:t>
@@ -4568,12 +4588,14 @@
       <w:r>
         <w:rPr>
           <w:rStyle w:val="VerbatimChar"/>
+          <w:strike/>
           <w:lang w:val="pt-BR" w:eastAsia="en-US" w:bidi="ar-SA"/>
         </w:rPr>
         <w:t>/usuarios</w:t>
       </w:r>
       <w:r>
         <w:rPr>
+          <w:strike/>
           <w:lang w:val="pt-BR" w:eastAsia="en-US" w:bidi="ar-SA"/>
         </w:rPr>
         <w:t>).</w:t>
@@ -4582,9 +4604,7 @@
     <w:p>
       <w:pPr>
         <w:pStyle w:val="Normal"/>
-        <w:rPr>
-          <w:lang w:val="pt-BR" w:eastAsia="en-US" w:bidi="ar-SA"/>
-        </w:rPr>
+        <w:rPr/>
       </w:pPr>
       <w:bookmarkStart w:id="14" w:name="endpoints-de-usuário"/>
       <w:bookmarkStart w:id="15" w:name="perfil-do-usuário"/>
@@ -4646,9 +4666,11 @@
           </mc:Fallback>
         </mc:AlternateContent>
       </w:r>
+      <w:bookmarkStart w:id="17" w:name="identidade-visual"/>
       <w:bookmarkEnd w:id="14"/>
       <w:bookmarkEnd w:id="15"/>
       <w:bookmarkEnd w:id="16"/>
+      <w:bookmarkEnd w:id="17"/>
     </w:p>
     <w:p>
       <w:pPr>
@@ -4661,7 +4683,7 @@
         <w:rPr>
           <w:lang w:val="pt-BR" w:eastAsia="en-US" w:bidi="ar-SA"/>
         </w:rPr>
-        <w:t>5. Identidade visual</w:t>
+        <w:t xml:space="preserve">5. Critérios de entrega </w:t>
       </w:r>
     </w:p>
     <w:p>
@@ -4675,7 +4697,7 @@
         <w:rPr>
           <w:lang w:val="pt-BR" w:eastAsia="en-US" w:bidi="ar-SA"/>
         </w:rPr>
-        <w:t>Utilize uma identidade visual consistente em todas as telas. Sugestão de paleta (alinhada à solução de referência do projeto):</w:t>
+        <w:t>Serão avaliados pelos seguintes critérios:</w:t>
       </w:r>
     </w:p>
     <w:p>
@@ -4683,25 +4705,28 @@
         <w:pStyle w:val="Compact"/>
         <w:numPr>
           <w:ilvl w:val="0"/>
-          <w:numId w:val="36"/>
+          <w:numId w:val="30"/>
         </w:numPr>
-        <w:rPr>
-          <w:lang w:val="pt-BR" w:eastAsia="en-US" w:bidi="ar-SA"/>
-        </w:rPr>
-      </w:pPr>
-      <w:r>
-        <w:rPr>
-          <w:b/>
-          <w:bCs/>
-          <w:lang w:val="pt-BR" w:eastAsia="en-US" w:bidi="ar-SA"/>
-        </w:rPr>
-        <w:t>Azul</w:t>
-      </w:r>
-      <w:r>
-        <w:rPr>
-          <w:lang w:val="pt-BR" w:eastAsia="en-US" w:bidi="ar-SA"/>
-        </w:rPr>
-        <w:t xml:space="preserve"> — cor primária</w:t>
+        <w:rPr/>
+      </w:pPr>
+      <w:r>
+        <w:rPr>
+          <w:lang w:val="pt-BR" w:eastAsia="en-US" w:bidi="ar-SA"/>
+        </w:rPr>
+        <w:t>Frontpage (</w:t>
+      </w:r>
+      <w:r>
+        <w:rPr>
+          <w:rStyle w:val="VerbatimChar"/>
+          <w:lang w:val="pt-BR" w:eastAsia="en-US" w:bidi="ar-SA"/>
+        </w:rPr>
+        <w:t>/</w:t>
+      </w:r>
+      <w:r>
+        <w:rPr>
+          <w:lang w:val="pt-BR" w:eastAsia="en-US" w:bidi="ar-SA"/>
+        </w:rPr>
+        <w:t>) implementada e funcional</w:t>
       </w:r>
     </w:p>
     <w:p>
@@ -4709,7 +4734,7 @@
         <w:pStyle w:val="Compact"/>
         <w:numPr>
           <w:ilvl w:val="0"/>
-          <w:numId w:val="37"/>
+          <w:numId w:val="31"/>
         </w:numPr>
         <w:rPr>
           <w:lang w:val="pt-BR" w:eastAsia="en-US" w:bidi="ar-SA"/>
@@ -4717,41 +4742,120 @@
       </w:pPr>
       <w:r>
         <w:rPr>
-          <w:b/>
-          <w:bCs/>
-          <w:lang w:val="pt-BR" w:eastAsia="en-US" w:bidi="ar-SA"/>
-        </w:rPr>
-        <w:t>Laranja</w:t>
-      </w:r>
-      <w:r>
-        <w:rPr>
-          <w:lang w:val="pt-BR" w:eastAsia="en-US" w:bidi="ar-SA"/>
-        </w:rPr>
-        <w:t xml:space="preserve"> — cor secundária / destaque</w:t>
+          <w:lang w:val="pt-BR" w:eastAsia="en-US" w:bidi="ar-SA"/>
+        </w:rPr>
+        <w:t>Cabeçalho, menu de navegação e rodapé nas telas internas</w:t>
       </w:r>
     </w:p>
     <w:p>
       <w:pPr>
-        <w:pStyle w:val="FirstParagraph"/>
-        <w:rPr>
-          <w:lang w:val="pt-BR" w:eastAsia="en-US" w:bidi="ar-SA"/>
-        </w:rPr>
-      </w:pPr>
-      <w:r>
-        <w:rPr>
-          <w:lang w:val="pt-BR" w:eastAsia="en-US" w:bidi="ar-SA"/>
-        </w:rPr>
-        <w:t>A escolha do framework de UI (Bootstrap, Material UI, etc.) fica a critério do aluno, desde que a aplicação seja responsiva e apresente boa usabilidade.</w:t>
+        <w:pStyle w:val="Compact"/>
+        <w:numPr>
+          <w:ilvl w:val="0"/>
+          <w:numId w:val="32"/>
+        </w:numPr>
+        <w:rPr>
+          <w:lang w:val="pt-BR" w:eastAsia="en-US" w:bidi="ar-SA"/>
+        </w:rPr>
+      </w:pPr>
+      <w:r>
+        <w:rPr>
+          <w:lang w:val="pt-BR" w:eastAsia="en-US" w:bidi="ar-SA"/>
+        </w:rPr>
+        <w:t>Produtos: listar, cadastrar, alterar e excluir</w:t>
       </w:r>
     </w:p>
     <w:p>
       <w:pPr>
+        <w:pStyle w:val="Compact"/>
+        <w:numPr>
+          <w:ilvl w:val="0"/>
+          <w:numId w:val="33"/>
+        </w:numPr>
+        <w:rPr>
+          <w:lang w:val="pt-BR" w:eastAsia="en-US" w:bidi="ar-SA"/>
+        </w:rPr>
+      </w:pPr>
+      <w:r>
+        <w:rPr>
+          <w:lang w:val="pt-BR" w:eastAsia="en-US" w:bidi="ar-SA"/>
+        </w:rPr>
+        <w:t>Clientes: listar, incluir, alterar e apagar</w:t>
+      </w:r>
+    </w:p>
+    <w:p>
+      <w:pPr>
+        <w:pStyle w:val="Compact"/>
+        <w:numPr>
+          <w:ilvl w:val="0"/>
+          <w:numId w:val="34"/>
+        </w:numPr>
+        <w:rPr>
+          <w:lang w:val="pt-BR" w:eastAsia="en-US" w:bidi="ar-SA"/>
+        </w:rPr>
+      </w:pPr>
+      <w:r>
+        <w:rPr>
+          <w:lang w:val="pt-BR" w:eastAsia="en-US" w:bidi="ar-SA"/>
+        </w:rPr>
+        <w:t>Orçamentos: listar, cadastrar e alterar (com itens)</w:t>
+      </w:r>
+    </w:p>
+    <w:p>
+      <w:pPr>
+        <w:pStyle w:val="Compact"/>
+        <w:numPr>
+          <w:ilvl w:val="0"/>
+          <w:numId w:val="35"/>
+        </w:numPr>
+        <w:rPr>
+          <w:lang w:val="pt-BR" w:eastAsia="en-US" w:bidi="ar-SA"/>
+        </w:rPr>
+      </w:pPr>
+      <w:r>
+        <w:rPr/>
+        <w:t xml:space="preserve">Dashboard com os 6 relatórios/endpoints – </w:t>
+      </w:r>
+      <w:r>
+        <w:rPr/>
+        <w:t xml:space="preserve">(tente fazer este item caso concluir os demais). </w:t>
+      </w:r>
+    </w:p>
+    <w:p>
+      <w:pPr>
+        <w:pStyle w:val="Compact"/>
+        <w:rPr>
+          <w:lang w:val="pt-BR" w:eastAsia="en-US" w:bidi="ar-SA"/>
+        </w:rPr>
+      </w:pPr>
+      <w:r>
+        <w:rPr>
+          <w:lang w:val="pt-BR" w:eastAsia="en-US" w:bidi="ar-SA"/>
+        </w:rPr>
+      </w:r>
+    </w:p>
+    <w:p>
+      <w:pPr>
+        <w:pStyle w:val="Compact"/>
+        <w:rPr>
+          <w:lang w:val="pt-BR" w:eastAsia="en-US" w:bidi="ar-SA"/>
+        </w:rPr>
+      </w:pPr>
+      <w:r>
+        <w:rPr>
+          <w:lang w:val="pt-BR" w:eastAsia="en-US" w:bidi="ar-SA"/>
+        </w:rPr>
+        <w:t>ATENÇÃO: O uso de inteligência artificial está liberado SOMENTE para estilização das páginas (css). Componentes REACTJS, funções, chamadas de api e demais recursos da aplicação devem ser feitos pelo aluno.</w:t>
+      </w:r>
+    </w:p>
+    <w:p>
+      <w:pPr>
         <w:pStyle w:val="Normal"/>
         <w:rPr>
           <w:lang w:val="pt-BR" w:eastAsia="en-US" w:bidi="ar-SA"/>
         </w:rPr>
       </w:pPr>
-      <w:bookmarkStart w:id="17" w:name="identidade-visual"/>
+      <w:bookmarkStart w:id="18" w:name="critérios-de-entrega-checklist"/>
       <w:r>
         <w:rPr/>
         <mc:AlternateContent>
@@ -4760,313 +4864,7 @@
               <wp:inline distT="0" distB="0" distL="0" distR="0">
                 <wp:extent cx="5943600" cy="19050"/>
                 <wp:effectExtent l="0" t="0" r="0" b="0"/>
-                <wp:docPr id="6" name="Forma6"/>
-                <a:graphic xmlns:a="http://schemas.openxmlformats.org/drawingml/2006/main">
-                  <a:graphicData uri="http://schemas.microsoft.com/office/word/2010/wordprocessingShape">
-                    <wps:wsp>
-                      <wps:cNvSpPr/>
-                      <wps:spPr>
-                        <a:xfrm>
-                          <a:off x="0" y="0"/>
-                          <a:ext cx="5943600" cy="19080"/>
-                        </a:xfrm>
-                        <a:prstGeom prst="rect">
-                          <a:avLst/>
-                        </a:prstGeom>
-                        <a:solidFill>
-                          <a:srgbClr val="ffffff"/>
-                        </a:solidFill>
-                        <a:ln w="0">
-                          <a:solidFill>
-                            <a:srgbClr val="000000"/>
-                          </a:solidFill>
-                        </a:ln>
-                      </wps:spPr>
-                      <wps:style>
-                        <a:lnRef idx="0"/>
-                        <a:fillRef idx="0"/>
-                        <a:effectRef idx="0"/>
-                        <a:fontRef idx="minor"/>
-                      </wps:style>
-                      <wps:bodyPr/>
-                    </wps:wsp>
-                  </a:graphicData>
-                </a:graphic>
-                <wp14:sizeRelH relativeFrom="page">
-                  <wp14:pctWidth>100000</wp14:pctWidth>
-                </wp14:sizeRelH>
-              </wp:inline>
-            </w:drawing>
-          </mc:Choice>
-          <mc:Fallback>
-            <w:pict>
-              <v:rect id="shape_0" ID="Forma6" path="m0,0l-2147483645,0l-2147483645,-2147483646l0,-2147483646xe" fillcolor="white" stroked="t" o:allowincell="f" style="position:absolute;margin-left:0pt;margin-top:-1.55pt;width:467.95pt;height:1.45pt;mso-wrap-style:none;v-text-anchor:middle;mso-position-vertical:top">
-                <v:fill o:detectmouseclick="t" type="solid" color2="black"/>
-                <v:stroke color="black" joinstyle="round" endcap="flat"/>
-                <w10:wrap type="square"/>
-              </v:rect>
-            </w:pict>
-          </mc:Fallback>
-        </mc:AlternateContent>
-      </w:r>
-      <w:bookmarkEnd w:id="17"/>
-    </w:p>
-    <w:p>
-      <w:pPr>
-        <w:pStyle w:val="Heading2"/>
-        <w:rPr>
-          <w:lang w:val="pt-BR" w:eastAsia="en-US" w:bidi="ar-SA"/>
-        </w:rPr>
-      </w:pPr>
-      <w:r>
-        <w:rPr>
-          <w:lang w:val="pt-BR" w:eastAsia="en-US" w:bidi="ar-SA"/>
-        </w:rPr>
-        <w:t xml:space="preserve">6. Critérios de entrega </w:t>
-      </w:r>
-    </w:p>
-    <w:p>
-      <w:pPr>
-        <w:pStyle w:val="FirstParagraph"/>
-        <w:rPr>
-          <w:lang w:val="pt-BR" w:eastAsia="en-US" w:bidi="ar-SA"/>
-        </w:rPr>
-      </w:pPr>
-      <w:r>
-        <w:rPr>
-          <w:lang w:val="pt-BR" w:eastAsia="en-US" w:bidi="ar-SA"/>
-        </w:rPr>
-        <w:t>Serão avaliados pelos seguintes critérios:</w:t>
-      </w:r>
-    </w:p>
-    <w:p>
-      <w:pPr>
-        <w:pStyle w:val="Compact"/>
-        <w:numPr>
-          <w:ilvl w:val="0"/>
-          <w:numId w:val="38"/>
-        </w:numPr>
-        <w:rPr/>
-      </w:pPr>
-      <w:r>
-        <w:rPr>
-          <w:lang w:val="pt-BR" w:eastAsia="en-US" w:bidi="ar-SA"/>
-        </w:rPr>
-        <w:t>Frontpage (</w:t>
-      </w:r>
-      <w:r>
-        <w:rPr>
-          <w:rStyle w:val="VerbatimChar"/>
-          <w:lang w:val="pt-BR" w:eastAsia="en-US" w:bidi="ar-SA"/>
-        </w:rPr>
-        <w:t>/</w:t>
-      </w:r>
-      <w:r>
-        <w:rPr>
-          <w:lang w:val="pt-BR" w:eastAsia="en-US" w:bidi="ar-SA"/>
-        </w:rPr>
-        <w:t>) implementada e funcional</w:t>
-      </w:r>
-    </w:p>
-    <w:p>
-      <w:pPr>
-        <w:pStyle w:val="Compact"/>
-        <w:numPr>
-          <w:ilvl w:val="0"/>
-          <w:numId w:val="39"/>
-        </w:numPr>
-        <w:rPr>
-          <w:lang w:val="pt-BR" w:eastAsia="en-US" w:bidi="ar-SA"/>
-        </w:rPr>
-      </w:pPr>
-      <w:r>
-        <w:rPr>
-          <w:lang w:val="pt-BR" w:eastAsia="en-US" w:bidi="ar-SA"/>
-        </w:rPr>
-        <w:t>Tela de login integrada à API</w:t>
-      </w:r>
-    </w:p>
-    <w:p>
-      <w:pPr>
-        <w:pStyle w:val="Compact"/>
-        <w:numPr>
-          <w:ilvl w:val="0"/>
-          <w:numId w:val="40"/>
-        </w:numPr>
-        <w:rPr>
-          <w:lang w:val="pt-BR" w:eastAsia="en-US" w:bidi="ar-SA"/>
-        </w:rPr>
-      </w:pPr>
-      <w:r>
-        <w:rPr>
-          <w:lang w:val="pt-BR" w:eastAsia="en-US" w:bidi="ar-SA"/>
-        </w:rPr>
-        <w:t>Cabeçalho, menu de navegação e rodapé nas telas internas</w:t>
-      </w:r>
-    </w:p>
-    <w:p>
-      <w:pPr>
-        <w:pStyle w:val="Compact"/>
-        <w:numPr>
-          <w:ilvl w:val="0"/>
-          <w:numId w:val="41"/>
-        </w:numPr>
-        <w:rPr>
-          <w:lang w:val="pt-BR" w:eastAsia="en-US" w:bidi="ar-SA"/>
-        </w:rPr>
-      </w:pPr>
-      <w:r>
-        <w:rPr>
-          <w:lang w:val="pt-BR" w:eastAsia="en-US" w:bidi="ar-SA"/>
-        </w:rPr>
-        <w:t>Dashboard com os 6 relatórios/endpoints</w:t>
-      </w:r>
-    </w:p>
-    <w:p>
-      <w:pPr>
-        <w:pStyle w:val="Compact"/>
-        <w:numPr>
-          <w:ilvl w:val="0"/>
-          <w:numId w:val="42"/>
-        </w:numPr>
-        <w:rPr>
-          <w:lang w:val="pt-BR" w:eastAsia="en-US" w:bidi="ar-SA"/>
-        </w:rPr>
-      </w:pPr>
-      <w:r>
-        <w:rPr>
-          <w:lang w:val="pt-BR" w:eastAsia="en-US" w:bidi="ar-SA"/>
-        </w:rPr>
-        <w:t>Produtos: listar, cadastrar, alterar e excluir</w:t>
-      </w:r>
-    </w:p>
-    <w:p>
-      <w:pPr>
-        <w:pStyle w:val="Compact"/>
-        <w:numPr>
-          <w:ilvl w:val="0"/>
-          <w:numId w:val="43"/>
-        </w:numPr>
-        <w:rPr>
-          <w:lang w:val="pt-BR" w:eastAsia="en-US" w:bidi="ar-SA"/>
-        </w:rPr>
-      </w:pPr>
-      <w:r>
-        <w:rPr>
-          <w:lang w:val="pt-BR" w:eastAsia="en-US" w:bidi="ar-SA"/>
-        </w:rPr>
-        <w:t>Clientes: listar, incluir, alterar e apagar</w:t>
-      </w:r>
-    </w:p>
-    <w:p>
-      <w:pPr>
-        <w:pStyle w:val="Compact"/>
-        <w:numPr>
-          <w:ilvl w:val="0"/>
-          <w:numId w:val="44"/>
-        </w:numPr>
-        <w:rPr>
-          <w:lang w:val="pt-BR" w:eastAsia="en-US" w:bidi="ar-SA"/>
-        </w:rPr>
-      </w:pPr>
-      <w:r>
-        <w:rPr>
-          <w:lang w:val="pt-BR" w:eastAsia="en-US" w:bidi="ar-SA"/>
-        </w:rPr>
-        <w:t>Orçamentos: listar, cadastrar e alterar (com itens)</w:t>
-      </w:r>
-    </w:p>
-    <w:p>
-      <w:pPr>
-        <w:pStyle w:val="Compact"/>
-        <w:numPr>
-          <w:ilvl w:val="0"/>
-          <w:numId w:val="45"/>
-        </w:numPr>
-        <w:rPr/>
-      </w:pPr>
-      <w:r>
-        <w:rPr>
-          <w:lang w:val="pt-BR" w:eastAsia="en-US" w:bidi="ar-SA"/>
-        </w:rPr>
-        <w:t xml:space="preserve">Perfil do usuário com dados de </w:t>
-      </w:r>
-      <w:r>
-        <w:rPr>
-          <w:rStyle w:val="VerbatimChar"/>
-          <w:lang w:val="pt-BR" w:eastAsia="en-US" w:bidi="ar-SA"/>
-        </w:rPr>
-        <w:t>/api/usuarios/atual</w:t>
-      </w:r>
-      <w:r>
-        <w:rPr>
-          <w:lang w:val="pt-BR" w:eastAsia="en-US" w:bidi="ar-SA"/>
-        </w:rPr>
-        <w:t xml:space="preserve"> e alteração de senha</w:t>
-      </w:r>
-    </w:p>
-    <w:p>
-      <w:pPr>
-        <w:pStyle w:val="Compact"/>
-        <w:numPr>
-          <w:ilvl w:val="0"/>
-          <w:numId w:val="46"/>
-        </w:numPr>
-        <w:rPr>
-          <w:lang w:val="pt-BR" w:eastAsia="en-US" w:bidi="ar-SA"/>
-        </w:rPr>
-      </w:pPr>
-      <w:r>
-        <w:rPr>
-          <w:lang w:val="pt-BR" w:eastAsia="en-US" w:bidi="ar-SA"/>
-        </w:rPr>
-        <w:t>Tratamento básico de erros retornados pela API (mensagens ao usuário)</w:t>
-      </w:r>
-    </w:p>
-    <w:p>
-      <w:pPr>
-        <w:pStyle w:val="Compact"/>
-        <w:rPr>
-          <w:lang w:val="pt-BR" w:eastAsia="en-US" w:bidi="ar-SA"/>
-        </w:rPr>
-      </w:pPr>
-      <w:r>
-        <w:rPr>
-          <w:lang w:val="pt-BR" w:eastAsia="en-US" w:bidi="ar-SA"/>
-        </w:rPr>
-      </w:r>
-    </w:p>
-    <w:p>
-      <w:pPr>
-        <w:pStyle w:val="Compact"/>
-        <w:rPr>
-          <w:lang w:val="pt-BR" w:eastAsia="en-US" w:bidi="ar-SA"/>
-        </w:rPr>
-      </w:pPr>
-      <w:r>
-        <w:rPr>
-          <w:lang w:val="pt-BR" w:eastAsia="en-US" w:bidi="ar-SA"/>
-        </w:rPr>
-        <w:t>ATENÇÃO: O uso de inteligência artificial está liberado SOMENTE para estilização das páginas (css). Componentes REACTJS, funções, chamadas de api e demais recursos da aplicação devem ser feitos pelo aluno.</w:t>
-      </w:r>
-    </w:p>
-    <w:p>
-      <w:pPr>
-        <w:pStyle w:val="Normal"/>
-        <w:rPr>
-          <w:lang w:val="pt-BR" w:eastAsia="en-US" w:bidi="ar-SA"/>
-        </w:rPr>
-      </w:pPr>
-      <w:bookmarkStart w:id="18" w:name="critérios-de-entrega-checklist"/>
-      <w:r>
-        <w:rPr/>
-        <mc:AlternateContent>
-          <mc:Choice Requires="wps">
-            <w:drawing>
-              <wp:inline distT="0" distB="0" distL="0" distR="0">
-                <wp:extent cx="5943600" cy="19050"/>
-                <wp:effectExtent l="0" t="0" r="0" b="0"/>
-                <wp:docPr id="7" name="Forma7"/>
+                <wp:docPr id="6" name="Forma7"/>
                 <a:graphic xmlns:a="http://schemas.openxmlformats.org/drawingml/2006/main">
                   <a:graphicData uri="http://schemas.microsoft.com/office/word/2010/wordprocessingShape">
                     <wps:wsp>
@@ -5128,7 +4926,7 @@
         <w:rPr>
           <w:lang w:val="pt-BR" w:eastAsia="en-US" w:bidi="ar-SA"/>
         </w:rPr>
-        <w:t>7. Referências no repositório</w:t>
+        <w:t>6. Referências no repositório</w:t>
       </w:r>
     </w:p>
     <w:tbl>
@@ -5518,7 +5316,7 @@
               <wp:inline distT="0" distB="0" distL="0" distR="0">
                 <wp:extent cx="635" cy="19050"/>
                 <wp:effectExtent l="0" t="0" r="0" b="0"/>
-                <wp:docPr id="8" name="Forma8"/>
+                <wp:docPr id="7" name="Forma8"/>
                 <a:graphic xmlns:a="http://schemas.openxmlformats.org/drawingml/2006/main">
                   <a:graphicData uri="http://schemas.microsoft.com/office/word/2010/wordprocessingShape">
                     <wps:wsp>
@@ -7845,822 +7643,6 @@
     </w:lvl>
   </w:abstractNum>
   <w:abstractNum w:abstractNumId="18">
-    <w:lvl w:ilvl="0">
-      <w:numFmt w:val="bullet"/>
-      <w:lvlText w:val=""/>
-      <w:lvlJc w:val="left"/>
-      <w:pPr>
-        <w:tabs>
-          <w:tab w:val="num" w:pos="0"/>
-        </w:tabs>
-        <w:ind w:left="720" w:hanging="480"/>
-      </w:pPr>
-      <w:rPr>
-        <w:rFonts w:ascii="Symbol" w:hAnsi="Symbol" w:cs="Symbol" w:hint="default"/>
-      </w:rPr>
-    </w:lvl>
-    <w:lvl w:ilvl="1">
-      <w:start w:val="0"/>
-      <w:numFmt w:val="bullet"/>
-      <w:lvlText w:val=""/>
-      <w:lvlJc w:val="left"/>
-      <w:pPr>
-        <w:tabs>
-          <w:tab w:val="num" w:pos="0"/>
-        </w:tabs>
-        <w:ind w:left="1440" w:hanging="480"/>
-      </w:pPr>
-      <w:rPr>
-        <w:rFonts w:ascii="Symbol" w:hAnsi="Symbol" w:cs="Symbol" w:hint="default"/>
-      </w:rPr>
-    </w:lvl>
-    <w:lvl w:ilvl="2">
-      <w:start w:val="0"/>
-      <w:numFmt w:val="bullet"/>
-      <w:lvlText w:val=""/>
-      <w:lvlJc w:val="left"/>
-      <w:pPr>
-        <w:tabs>
-          <w:tab w:val="num" w:pos="0"/>
-        </w:tabs>
-        <w:ind w:left="2160" w:hanging="480"/>
-      </w:pPr>
-      <w:rPr>
-        <w:rFonts w:ascii="Symbol" w:hAnsi="Symbol" w:cs="Symbol" w:hint="default"/>
-      </w:rPr>
-    </w:lvl>
-    <w:lvl w:ilvl="3">
-      <w:start w:val="0"/>
-      <w:numFmt w:val="bullet"/>
-      <w:lvlText w:val=""/>
-      <w:lvlJc w:val="left"/>
-      <w:pPr>
-        <w:tabs>
-          <w:tab w:val="num" w:pos="0"/>
-        </w:tabs>
-        <w:ind w:left="2880" w:hanging="480"/>
-      </w:pPr>
-      <w:rPr>
-        <w:rFonts w:ascii="Symbol" w:hAnsi="Symbol" w:cs="Symbol" w:hint="default"/>
-      </w:rPr>
-    </w:lvl>
-    <w:lvl w:ilvl="4">
-      <w:start w:val="0"/>
-      <w:numFmt w:val="bullet"/>
-      <w:lvlText w:val=""/>
-      <w:lvlJc w:val="left"/>
-      <w:pPr>
-        <w:tabs>
-          <w:tab w:val="num" w:pos="0"/>
-        </w:tabs>
-        <w:ind w:left="3600" w:hanging="480"/>
-      </w:pPr>
-      <w:rPr>
-        <w:rFonts w:ascii="Symbol" w:hAnsi="Symbol" w:cs="Symbol" w:hint="default"/>
-      </w:rPr>
-    </w:lvl>
-    <w:lvl w:ilvl="5">
-      <w:start w:val="0"/>
-      <w:numFmt w:val="bullet"/>
-      <w:lvlText w:val=""/>
-      <w:lvlJc w:val="left"/>
-      <w:pPr>
-        <w:tabs>
-          <w:tab w:val="num" w:pos="0"/>
-        </w:tabs>
-        <w:ind w:left="4320" w:hanging="480"/>
-      </w:pPr>
-      <w:rPr>
-        <w:rFonts w:ascii="Symbol" w:hAnsi="Symbol" w:cs="Symbol" w:hint="default"/>
-      </w:rPr>
-    </w:lvl>
-    <w:lvl w:ilvl="6">
-      <w:start w:val="0"/>
-      <w:numFmt w:val="bullet"/>
-      <w:lvlText w:val=""/>
-      <w:lvlJc w:val="left"/>
-      <w:pPr>
-        <w:tabs>
-          <w:tab w:val="num" w:pos="0"/>
-        </w:tabs>
-        <w:ind w:left="5040" w:hanging="480"/>
-      </w:pPr>
-      <w:rPr>
-        <w:rFonts w:ascii="Symbol" w:hAnsi="Symbol" w:cs="Symbol" w:hint="default"/>
-      </w:rPr>
-    </w:lvl>
-    <w:lvl w:ilvl="7">
-      <w:start w:val="0"/>
-      <w:numFmt w:val="bullet"/>
-      <w:lvlText w:val=""/>
-      <w:lvlJc w:val="left"/>
-      <w:pPr>
-        <w:tabs>
-          <w:tab w:val="num" w:pos="0"/>
-        </w:tabs>
-        <w:ind w:left="5760" w:hanging="480"/>
-      </w:pPr>
-      <w:rPr>
-        <w:rFonts w:ascii="Symbol" w:hAnsi="Symbol" w:cs="Symbol" w:hint="default"/>
-      </w:rPr>
-    </w:lvl>
-    <w:lvl w:ilvl="8">
-      <w:start w:val="0"/>
-      <w:numFmt w:val="bullet"/>
-      <w:lvlText w:val=""/>
-      <w:lvlJc w:val="left"/>
-      <w:pPr>
-        <w:tabs>
-          <w:tab w:val="num" w:pos="0"/>
-        </w:tabs>
-        <w:ind w:left="6480" w:hanging="480"/>
-      </w:pPr>
-      <w:rPr>
-        <w:rFonts w:ascii="Symbol" w:hAnsi="Symbol" w:cs="Symbol" w:hint="default"/>
-      </w:rPr>
-    </w:lvl>
-  </w:abstractNum>
-  <w:abstractNum w:abstractNumId="19">
-    <w:lvl w:ilvl="0">
-      <w:numFmt w:val="bullet"/>
-      <w:lvlText w:val=""/>
-      <w:lvlJc w:val="left"/>
-      <w:pPr>
-        <w:tabs>
-          <w:tab w:val="num" w:pos="0"/>
-        </w:tabs>
-        <w:ind w:left="720" w:hanging="480"/>
-      </w:pPr>
-      <w:rPr>
-        <w:rFonts w:ascii="Symbol" w:hAnsi="Symbol" w:cs="Symbol" w:hint="default"/>
-      </w:rPr>
-    </w:lvl>
-    <w:lvl w:ilvl="1">
-      <w:start w:val="0"/>
-      <w:numFmt w:val="bullet"/>
-      <w:lvlText w:val=""/>
-      <w:lvlJc w:val="left"/>
-      <w:pPr>
-        <w:tabs>
-          <w:tab w:val="num" w:pos="0"/>
-        </w:tabs>
-        <w:ind w:left="1440" w:hanging="480"/>
-      </w:pPr>
-      <w:rPr>
-        <w:rFonts w:ascii="Symbol" w:hAnsi="Symbol" w:cs="Symbol" w:hint="default"/>
-      </w:rPr>
-    </w:lvl>
-    <w:lvl w:ilvl="2">
-      <w:start w:val="0"/>
-      <w:numFmt w:val="bullet"/>
-      <w:lvlText w:val=""/>
-      <w:lvlJc w:val="left"/>
-      <w:pPr>
-        <w:tabs>
-          <w:tab w:val="num" w:pos="0"/>
-        </w:tabs>
-        <w:ind w:left="2160" w:hanging="480"/>
-      </w:pPr>
-      <w:rPr>
-        <w:rFonts w:ascii="Symbol" w:hAnsi="Symbol" w:cs="Symbol" w:hint="default"/>
-      </w:rPr>
-    </w:lvl>
-    <w:lvl w:ilvl="3">
-      <w:start w:val="0"/>
-      <w:numFmt w:val="bullet"/>
-      <w:lvlText w:val=""/>
-      <w:lvlJc w:val="left"/>
-      <w:pPr>
-        <w:tabs>
-          <w:tab w:val="num" w:pos="0"/>
-        </w:tabs>
-        <w:ind w:left="2880" w:hanging="480"/>
-      </w:pPr>
-      <w:rPr>
-        <w:rFonts w:ascii="Symbol" w:hAnsi="Symbol" w:cs="Symbol" w:hint="default"/>
-      </w:rPr>
-    </w:lvl>
-    <w:lvl w:ilvl="4">
-      <w:start w:val="0"/>
-      <w:numFmt w:val="bullet"/>
-      <w:lvlText w:val=""/>
-      <w:lvlJc w:val="left"/>
-      <w:pPr>
-        <w:tabs>
-          <w:tab w:val="num" w:pos="0"/>
-        </w:tabs>
-        <w:ind w:left="3600" w:hanging="480"/>
-      </w:pPr>
-      <w:rPr>
-        <w:rFonts w:ascii="Symbol" w:hAnsi="Symbol" w:cs="Symbol" w:hint="default"/>
-      </w:rPr>
-    </w:lvl>
-    <w:lvl w:ilvl="5">
-      <w:start w:val="0"/>
-      <w:numFmt w:val="bullet"/>
-      <w:lvlText w:val=""/>
-      <w:lvlJc w:val="left"/>
-      <w:pPr>
-        <w:tabs>
-          <w:tab w:val="num" w:pos="0"/>
-        </w:tabs>
-        <w:ind w:left="4320" w:hanging="480"/>
-      </w:pPr>
-      <w:rPr>
-        <w:rFonts w:ascii="Symbol" w:hAnsi="Symbol" w:cs="Symbol" w:hint="default"/>
-      </w:rPr>
-    </w:lvl>
-    <w:lvl w:ilvl="6">
-      <w:start w:val="0"/>
-      <w:numFmt w:val="bullet"/>
-      <w:lvlText w:val=""/>
-      <w:lvlJc w:val="left"/>
-      <w:pPr>
-        <w:tabs>
-          <w:tab w:val="num" w:pos="0"/>
-        </w:tabs>
-        <w:ind w:left="5040" w:hanging="480"/>
-      </w:pPr>
-      <w:rPr>
-        <w:rFonts w:ascii="Symbol" w:hAnsi="Symbol" w:cs="Symbol" w:hint="default"/>
-      </w:rPr>
-    </w:lvl>
-    <w:lvl w:ilvl="7">
-      <w:start w:val="0"/>
-      <w:numFmt w:val="bullet"/>
-      <w:lvlText w:val=""/>
-      <w:lvlJc w:val="left"/>
-      <w:pPr>
-        <w:tabs>
-          <w:tab w:val="num" w:pos="0"/>
-        </w:tabs>
-        <w:ind w:left="5760" w:hanging="480"/>
-      </w:pPr>
-      <w:rPr>
-        <w:rFonts w:ascii="Symbol" w:hAnsi="Symbol" w:cs="Symbol" w:hint="default"/>
-      </w:rPr>
-    </w:lvl>
-    <w:lvl w:ilvl="8">
-      <w:start w:val="0"/>
-      <w:numFmt w:val="bullet"/>
-      <w:lvlText w:val=""/>
-      <w:lvlJc w:val="left"/>
-      <w:pPr>
-        <w:tabs>
-          <w:tab w:val="num" w:pos="0"/>
-        </w:tabs>
-        <w:ind w:left="6480" w:hanging="480"/>
-      </w:pPr>
-      <w:rPr>
-        <w:rFonts w:ascii="Symbol" w:hAnsi="Symbol" w:cs="Symbol" w:hint="default"/>
-      </w:rPr>
-    </w:lvl>
-  </w:abstractNum>
-  <w:abstractNum w:abstractNumId="20">
-    <w:lvl w:ilvl="0">
-      <w:numFmt w:val="bullet"/>
-      <w:lvlText w:val=""/>
-      <w:lvlJc w:val="left"/>
-      <w:pPr>
-        <w:tabs>
-          <w:tab w:val="num" w:pos="0"/>
-        </w:tabs>
-        <w:ind w:left="720" w:hanging="480"/>
-      </w:pPr>
-      <w:rPr>
-        <w:rFonts w:ascii="Symbol" w:hAnsi="Symbol" w:cs="Symbol" w:hint="default"/>
-      </w:rPr>
-    </w:lvl>
-    <w:lvl w:ilvl="1">
-      <w:start w:val="0"/>
-      <w:numFmt w:val="bullet"/>
-      <w:lvlText w:val=""/>
-      <w:lvlJc w:val="left"/>
-      <w:pPr>
-        <w:tabs>
-          <w:tab w:val="num" w:pos="0"/>
-        </w:tabs>
-        <w:ind w:left="1440" w:hanging="480"/>
-      </w:pPr>
-      <w:rPr>
-        <w:rFonts w:ascii="Symbol" w:hAnsi="Symbol" w:cs="Symbol" w:hint="default"/>
-      </w:rPr>
-    </w:lvl>
-    <w:lvl w:ilvl="2">
-      <w:start w:val="0"/>
-      <w:numFmt w:val="bullet"/>
-      <w:lvlText w:val=""/>
-      <w:lvlJc w:val="left"/>
-      <w:pPr>
-        <w:tabs>
-          <w:tab w:val="num" w:pos="0"/>
-        </w:tabs>
-        <w:ind w:left="2160" w:hanging="480"/>
-      </w:pPr>
-      <w:rPr>
-        <w:rFonts w:ascii="Symbol" w:hAnsi="Symbol" w:cs="Symbol" w:hint="default"/>
-      </w:rPr>
-    </w:lvl>
-    <w:lvl w:ilvl="3">
-      <w:start w:val="0"/>
-      <w:numFmt w:val="bullet"/>
-      <w:lvlText w:val=""/>
-      <w:lvlJc w:val="left"/>
-      <w:pPr>
-        <w:tabs>
-          <w:tab w:val="num" w:pos="0"/>
-        </w:tabs>
-        <w:ind w:left="2880" w:hanging="480"/>
-      </w:pPr>
-      <w:rPr>
-        <w:rFonts w:ascii="Symbol" w:hAnsi="Symbol" w:cs="Symbol" w:hint="default"/>
-      </w:rPr>
-    </w:lvl>
-    <w:lvl w:ilvl="4">
-      <w:start w:val="0"/>
-      <w:numFmt w:val="bullet"/>
-      <w:lvlText w:val=""/>
-      <w:lvlJc w:val="left"/>
-      <w:pPr>
-        <w:tabs>
-          <w:tab w:val="num" w:pos="0"/>
-        </w:tabs>
-        <w:ind w:left="3600" w:hanging="480"/>
-      </w:pPr>
-      <w:rPr>
-        <w:rFonts w:ascii="Symbol" w:hAnsi="Symbol" w:cs="Symbol" w:hint="default"/>
-      </w:rPr>
-    </w:lvl>
-    <w:lvl w:ilvl="5">
-      <w:start w:val="0"/>
-      <w:numFmt w:val="bullet"/>
-      <w:lvlText w:val=""/>
-      <w:lvlJc w:val="left"/>
-      <w:pPr>
-        <w:tabs>
-          <w:tab w:val="num" w:pos="0"/>
-        </w:tabs>
-        <w:ind w:left="4320" w:hanging="480"/>
-      </w:pPr>
-      <w:rPr>
-        <w:rFonts w:ascii="Symbol" w:hAnsi="Symbol" w:cs="Symbol" w:hint="default"/>
-      </w:rPr>
-    </w:lvl>
-    <w:lvl w:ilvl="6">
-      <w:start w:val="0"/>
-      <w:numFmt w:val="bullet"/>
-      <w:lvlText w:val=""/>
-      <w:lvlJc w:val="left"/>
-      <w:pPr>
-        <w:tabs>
-          <w:tab w:val="num" w:pos="0"/>
-        </w:tabs>
-        <w:ind w:left="5040" w:hanging="480"/>
-      </w:pPr>
-      <w:rPr>
-        <w:rFonts w:ascii="Symbol" w:hAnsi="Symbol" w:cs="Symbol" w:hint="default"/>
-      </w:rPr>
-    </w:lvl>
-    <w:lvl w:ilvl="7">
-      <w:start w:val="0"/>
-      <w:numFmt w:val="bullet"/>
-      <w:lvlText w:val=""/>
-      <w:lvlJc w:val="left"/>
-      <w:pPr>
-        <w:tabs>
-          <w:tab w:val="num" w:pos="0"/>
-        </w:tabs>
-        <w:ind w:left="5760" w:hanging="480"/>
-      </w:pPr>
-      <w:rPr>
-        <w:rFonts w:ascii="Symbol" w:hAnsi="Symbol" w:cs="Symbol" w:hint="default"/>
-      </w:rPr>
-    </w:lvl>
-    <w:lvl w:ilvl="8">
-      <w:start w:val="0"/>
-      <w:numFmt w:val="bullet"/>
-      <w:lvlText w:val=""/>
-      <w:lvlJc w:val="left"/>
-      <w:pPr>
-        <w:tabs>
-          <w:tab w:val="num" w:pos="0"/>
-        </w:tabs>
-        <w:ind w:left="6480" w:hanging="480"/>
-      </w:pPr>
-      <w:rPr>
-        <w:rFonts w:ascii="Symbol" w:hAnsi="Symbol" w:cs="Symbol" w:hint="default"/>
-      </w:rPr>
-    </w:lvl>
-  </w:abstractNum>
-  <w:abstractNum w:abstractNumId="21">
-    <w:lvl w:ilvl="0">
-      <w:numFmt w:val="bullet"/>
-      <w:lvlText w:val=""/>
-      <w:lvlJc w:val="left"/>
-      <w:pPr>
-        <w:tabs>
-          <w:tab w:val="num" w:pos="0"/>
-        </w:tabs>
-        <w:ind w:left="720" w:hanging="480"/>
-      </w:pPr>
-      <w:rPr>
-        <w:rFonts w:ascii="Symbol" w:hAnsi="Symbol" w:cs="Symbol" w:hint="default"/>
-      </w:rPr>
-    </w:lvl>
-    <w:lvl w:ilvl="1">
-      <w:start w:val="0"/>
-      <w:numFmt w:val="bullet"/>
-      <w:lvlText w:val=""/>
-      <w:lvlJc w:val="left"/>
-      <w:pPr>
-        <w:tabs>
-          <w:tab w:val="num" w:pos="0"/>
-        </w:tabs>
-        <w:ind w:left="1440" w:hanging="480"/>
-      </w:pPr>
-      <w:rPr>
-        <w:rFonts w:ascii="Symbol" w:hAnsi="Symbol" w:cs="Symbol" w:hint="default"/>
-      </w:rPr>
-    </w:lvl>
-    <w:lvl w:ilvl="2">
-      <w:start w:val="0"/>
-      <w:numFmt w:val="bullet"/>
-      <w:lvlText w:val=""/>
-      <w:lvlJc w:val="left"/>
-      <w:pPr>
-        <w:tabs>
-          <w:tab w:val="num" w:pos="0"/>
-        </w:tabs>
-        <w:ind w:left="2160" w:hanging="480"/>
-      </w:pPr>
-      <w:rPr>
-        <w:rFonts w:ascii="Symbol" w:hAnsi="Symbol" w:cs="Symbol" w:hint="default"/>
-      </w:rPr>
-    </w:lvl>
-    <w:lvl w:ilvl="3">
-      <w:start w:val="0"/>
-      <w:numFmt w:val="bullet"/>
-      <w:lvlText w:val=""/>
-      <w:lvlJc w:val="left"/>
-      <w:pPr>
-        <w:tabs>
-          <w:tab w:val="num" w:pos="0"/>
-        </w:tabs>
-        <w:ind w:left="2880" w:hanging="480"/>
-      </w:pPr>
-      <w:rPr>
-        <w:rFonts w:ascii="Symbol" w:hAnsi="Symbol" w:cs="Symbol" w:hint="default"/>
-      </w:rPr>
-    </w:lvl>
-    <w:lvl w:ilvl="4">
-      <w:start w:val="0"/>
-      <w:numFmt w:val="bullet"/>
-      <w:lvlText w:val=""/>
-      <w:lvlJc w:val="left"/>
-      <w:pPr>
-        <w:tabs>
-          <w:tab w:val="num" w:pos="0"/>
-        </w:tabs>
-        <w:ind w:left="3600" w:hanging="480"/>
-      </w:pPr>
-      <w:rPr>
-        <w:rFonts w:ascii="Symbol" w:hAnsi="Symbol" w:cs="Symbol" w:hint="default"/>
-      </w:rPr>
-    </w:lvl>
-    <w:lvl w:ilvl="5">
-      <w:start w:val="0"/>
-      <w:numFmt w:val="bullet"/>
-      <w:lvlText w:val=""/>
-      <w:lvlJc w:val="left"/>
-      <w:pPr>
-        <w:tabs>
-          <w:tab w:val="num" w:pos="0"/>
-        </w:tabs>
-        <w:ind w:left="4320" w:hanging="480"/>
-      </w:pPr>
-      <w:rPr>
-        <w:rFonts w:ascii="Symbol" w:hAnsi="Symbol" w:cs="Symbol" w:hint="default"/>
-      </w:rPr>
-    </w:lvl>
-    <w:lvl w:ilvl="6">
-      <w:start w:val="0"/>
-      <w:numFmt w:val="bullet"/>
-      <w:lvlText w:val=""/>
-      <w:lvlJc w:val="left"/>
-      <w:pPr>
-        <w:tabs>
-          <w:tab w:val="num" w:pos="0"/>
-        </w:tabs>
-        <w:ind w:left="5040" w:hanging="480"/>
-      </w:pPr>
-      <w:rPr>
-        <w:rFonts w:ascii="Symbol" w:hAnsi="Symbol" w:cs="Symbol" w:hint="default"/>
-      </w:rPr>
-    </w:lvl>
-    <w:lvl w:ilvl="7">
-      <w:start w:val="0"/>
-      <w:numFmt w:val="bullet"/>
-      <w:lvlText w:val=""/>
-      <w:lvlJc w:val="left"/>
-      <w:pPr>
-        <w:tabs>
-          <w:tab w:val="num" w:pos="0"/>
-        </w:tabs>
-        <w:ind w:left="5760" w:hanging="480"/>
-      </w:pPr>
-      <w:rPr>
-        <w:rFonts w:ascii="Symbol" w:hAnsi="Symbol" w:cs="Symbol" w:hint="default"/>
-      </w:rPr>
-    </w:lvl>
-    <w:lvl w:ilvl="8">
-      <w:start w:val="0"/>
-      <w:numFmt w:val="bullet"/>
-      <w:lvlText w:val=""/>
-      <w:lvlJc w:val="left"/>
-      <w:pPr>
-        <w:tabs>
-          <w:tab w:val="num" w:pos="0"/>
-        </w:tabs>
-        <w:ind w:left="6480" w:hanging="480"/>
-      </w:pPr>
-      <w:rPr>
-        <w:rFonts w:ascii="Symbol" w:hAnsi="Symbol" w:cs="Symbol" w:hint="default"/>
-      </w:rPr>
-    </w:lvl>
-  </w:abstractNum>
-  <w:abstractNum w:abstractNumId="22">
-    <w:lvl w:ilvl="0">
-      <w:numFmt w:val="bullet"/>
-      <w:lvlText w:val=""/>
-      <w:lvlJc w:val="left"/>
-      <w:pPr>
-        <w:tabs>
-          <w:tab w:val="num" w:pos="0"/>
-        </w:tabs>
-        <w:ind w:left="720" w:hanging="480"/>
-      </w:pPr>
-      <w:rPr>
-        <w:rFonts w:ascii="Symbol" w:hAnsi="Symbol" w:cs="Symbol" w:hint="default"/>
-      </w:rPr>
-    </w:lvl>
-    <w:lvl w:ilvl="1">
-      <w:start w:val="0"/>
-      <w:numFmt w:val="bullet"/>
-      <w:lvlText w:val=""/>
-      <w:lvlJc w:val="left"/>
-      <w:pPr>
-        <w:tabs>
-          <w:tab w:val="num" w:pos="0"/>
-        </w:tabs>
-        <w:ind w:left="1440" w:hanging="480"/>
-      </w:pPr>
-      <w:rPr>
-        <w:rFonts w:ascii="Symbol" w:hAnsi="Symbol" w:cs="Symbol" w:hint="default"/>
-      </w:rPr>
-    </w:lvl>
-    <w:lvl w:ilvl="2">
-      <w:start w:val="0"/>
-      <w:numFmt w:val="bullet"/>
-      <w:lvlText w:val=""/>
-      <w:lvlJc w:val="left"/>
-      <w:pPr>
-        <w:tabs>
-          <w:tab w:val="num" w:pos="0"/>
-        </w:tabs>
-        <w:ind w:left="2160" w:hanging="480"/>
-      </w:pPr>
-      <w:rPr>
-        <w:rFonts w:ascii="Symbol" w:hAnsi="Symbol" w:cs="Symbol" w:hint="default"/>
-      </w:rPr>
-    </w:lvl>
-    <w:lvl w:ilvl="3">
-      <w:start w:val="0"/>
-      <w:numFmt w:val="bullet"/>
-      <w:lvlText w:val=""/>
-      <w:lvlJc w:val="left"/>
-      <w:pPr>
-        <w:tabs>
-          <w:tab w:val="num" w:pos="0"/>
-        </w:tabs>
-        <w:ind w:left="2880" w:hanging="480"/>
-      </w:pPr>
-      <w:rPr>
-        <w:rFonts w:ascii="Symbol" w:hAnsi="Symbol" w:cs="Symbol" w:hint="default"/>
-      </w:rPr>
-    </w:lvl>
-    <w:lvl w:ilvl="4">
-      <w:start w:val="0"/>
-      <w:numFmt w:val="bullet"/>
-      <w:lvlText w:val=""/>
-      <w:lvlJc w:val="left"/>
-      <w:pPr>
-        <w:tabs>
-          <w:tab w:val="num" w:pos="0"/>
-        </w:tabs>
-        <w:ind w:left="3600" w:hanging="480"/>
-      </w:pPr>
-      <w:rPr>
-        <w:rFonts w:ascii="Symbol" w:hAnsi="Symbol" w:cs="Symbol" w:hint="default"/>
-      </w:rPr>
-    </w:lvl>
-    <w:lvl w:ilvl="5">
-      <w:start w:val="0"/>
-      <w:numFmt w:val="bullet"/>
-      <w:lvlText w:val=""/>
-      <w:lvlJc w:val="left"/>
-      <w:pPr>
-        <w:tabs>
-          <w:tab w:val="num" w:pos="0"/>
-        </w:tabs>
-        <w:ind w:left="4320" w:hanging="480"/>
-      </w:pPr>
-      <w:rPr>
-        <w:rFonts w:ascii="Symbol" w:hAnsi="Symbol" w:cs="Symbol" w:hint="default"/>
-      </w:rPr>
-    </w:lvl>
-    <w:lvl w:ilvl="6">
-      <w:start w:val="0"/>
-      <w:numFmt w:val="bullet"/>
-      <w:lvlText w:val=""/>
-      <w:lvlJc w:val="left"/>
-      <w:pPr>
-        <w:tabs>
-          <w:tab w:val="num" w:pos="0"/>
-        </w:tabs>
-        <w:ind w:left="5040" w:hanging="480"/>
-      </w:pPr>
-      <w:rPr>
-        <w:rFonts w:ascii="Symbol" w:hAnsi="Symbol" w:cs="Symbol" w:hint="default"/>
-      </w:rPr>
-    </w:lvl>
-    <w:lvl w:ilvl="7">
-      <w:start w:val="0"/>
-      <w:numFmt w:val="bullet"/>
-      <w:lvlText w:val=""/>
-      <w:lvlJc w:val="left"/>
-      <w:pPr>
-        <w:tabs>
-          <w:tab w:val="num" w:pos="0"/>
-        </w:tabs>
-        <w:ind w:left="5760" w:hanging="480"/>
-      </w:pPr>
-      <w:rPr>
-        <w:rFonts w:ascii="Symbol" w:hAnsi="Symbol" w:cs="Symbol" w:hint="default"/>
-      </w:rPr>
-    </w:lvl>
-    <w:lvl w:ilvl="8">
-      <w:start w:val="0"/>
-      <w:numFmt w:val="bullet"/>
-      <w:lvlText w:val=""/>
-      <w:lvlJc w:val="left"/>
-      <w:pPr>
-        <w:tabs>
-          <w:tab w:val="num" w:pos="0"/>
-        </w:tabs>
-        <w:ind w:left="6480" w:hanging="480"/>
-      </w:pPr>
-      <w:rPr>
-        <w:rFonts w:ascii="Symbol" w:hAnsi="Symbol" w:cs="Symbol" w:hint="default"/>
-      </w:rPr>
-    </w:lvl>
-  </w:abstractNum>
-  <w:abstractNum w:abstractNumId="23">
-    <w:lvl w:ilvl="0">
-      <w:numFmt w:val="bullet"/>
-      <w:lvlText w:val=""/>
-      <w:lvlJc w:val="left"/>
-      <w:pPr>
-        <w:tabs>
-          <w:tab w:val="num" w:pos="0"/>
-        </w:tabs>
-        <w:ind w:left="720" w:hanging="480"/>
-      </w:pPr>
-      <w:rPr>
-        <w:rFonts w:ascii="Symbol" w:hAnsi="Symbol" w:cs="Symbol" w:hint="default"/>
-      </w:rPr>
-    </w:lvl>
-    <w:lvl w:ilvl="1">
-      <w:start w:val="0"/>
-      <w:numFmt w:val="bullet"/>
-      <w:lvlText w:val=""/>
-      <w:lvlJc w:val="left"/>
-      <w:pPr>
-        <w:tabs>
-          <w:tab w:val="num" w:pos="0"/>
-        </w:tabs>
-        <w:ind w:left="1440" w:hanging="480"/>
-      </w:pPr>
-      <w:rPr>
-        <w:rFonts w:ascii="Symbol" w:hAnsi="Symbol" w:cs="Symbol" w:hint="default"/>
-      </w:rPr>
-    </w:lvl>
-    <w:lvl w:ilvl="2">
-      <w:start w:val="0"/>
-      <w:numFmt w:val="bullet"/>
-      <w:lvlText w:val=""/>
-      <w:lvlJc w:val="left"/>
-      <w:pPr>
-        <w:tabs>
-          <w:tab w:val="num" w:pos="0"/>
-        </w:tabs>
-        <w:ind w:left="2160" w:hanging="480"/>
-      </w:pPr>
-      <w:rPr>
-        <w:rFonts w:ascii="Symbol" w:hAnsi="Symbol" w:cs="Symbol" w:hint="default"/>
-      </w:rPr>
-    </w:lvl>
-    <w:lvl w:ilvl="3">
-      <w:start w:val="0"/>
-      <w:numFmt w:val="bullet"/>
-      <w:lvlText w:val=""/>
-      <w:lvlJc w:val="left"/>
-      <w:pPr>
-        <w:tabs>
-          <w:tab w:val="num" w:pos="0"/>
-        </w:tabs>
-        <w:ind w:left="2880" w:hanging="480"/>
-      </w:pPr>
-      <w:rPr>
-        <w:rFonts w:ascii="Symbol" w:hAnsi="Symbol" w:cs="Symbol" w:hint="default"/>
-      </w:rPr>
-    </w:lvl>
-    <w:lvl w:ilvl="4">
-      <w:start w:val="0"/>
-      <w:numFmt w:val="bullet"/>
-      <w:lvlText w:val=""/>
-      <w:lvlJc w:val="left"/>
-      <w:pPr>
-        <w:tabs>
-          <w:tab w:val="num" w:pos="0"/>
-        </w:tabs>
-        <w:ind w:left="3600" w:hanging="480"/>
-      </w:pPr>
-      <w:rPr>
-        <w:rFonts w:ascii="Symbol" w:hAnsi="Symbol" w:cs="Symbol" w:hint="default"/>
-      </w:rPr>
-    </w:lvl>
-    <w:lvl w:ilvl="5">
-      <w:start w:val="0"/>
-      <w:numFmt w:val="bullet"/>
-      <w:lvlText w:val=""/>
-      <w:lvlJc w:val="left"/>
-      <w:pPr>
-        <w:tabs>
-          <w:tab w:val="num" w:pos="0"/>
-        </w:tabs>
-        <w:ind w:left="4320" w:hanging="480"/>
-      </w:pPr>
-      <w:rPr>
-        <w:rFonts w:ascii="Symbol" w:hAnsi="Symbol" w:cs="Symbol" w:hint="default"/>
-      </w:rPr>
-    </w:lvl>
-    <w:lvl w:ilvl="6">
-      <w:start w:val="0"/>
-      <w:numFmt w:val="bullet"/>
-      <w:lvlText w:val=""/>
-      <w:lvlJc w:val="left"/>
-      <w:pPr>
-        <w:tabs>
-          <w:tab w:val="num" w:pos="0"/>
-        </w:tabs>
-        <w:ind w:left="5040" w:hanging="480"/>
-      </w:pPr>
-      <w:rPr>
-        <w:rFonts w:ascii="Symbol" w:hAnsi="Symbol" w:cs="Symbol" w:hint="default"/>
-      </w:rPr>
-    </w:lvl>
-    <w:lvl w:ilvl="7">
-      <w:start w:val="0"/>
-      <w:numFmt w:val="bullet"/>
-      <w:lvlText w:val=""/>
-      <w:lvlJc w:val="left"/>
-      <w:pPr>
-        <w:tabs>
-          <w:tab w:val="num" w:pos="0"/>
-        </w:tabs>
-        <w:ind w:left="5760" w:hanging="480"/>
-      </w:pPr>
-      <w:rPr>
-        <w:rFonts w:ascii="Symbol" w:hAnsi="Symbol" w:cs="Symbol" w:hint="default"/>
-      </w:rPr>
-    </w:lvl>
-    <w:lvl w:ilvl="8">
-      <w:start w:val="0"/>
-      <w:numFmt w:val="bullet"/>
-      <w:lvlText w:val=""/>
-      <w:lvlJc w:val="left"/>
-      <w:pPr>
-        <w:tabs>
-          <w:tab w:val="num" w:pos="0"/>
-        </w:tabs>
-        <w:ind w:left="6480" w:hanging="480"/>
-      </w:pPr>
-      <w:rPr>
-        <w:rFonts w:ascii="Symbol" w:hAnsi="Symbol" w:cs="Symbol" w:hint="default"/>
-      </w:rPr>
-    </w:lvl>
-  </w:abstractNum>
-  <w:abstractNum w:abstractNumId="24">
     <w:lvl w:ilvl="0">
       <w:start w:val="1"/>
       <w:numFmt w:val="none"/>
@@ -8834,25 +7816,31 @@
     <w:abstractNumId w:val="18"/>
   </w:num>
   <w:num w:numId="19">
-    <w:abstractNumId w:val="19"/>
+    <w:abstractNumId w:val="1"/>
   </w:num>
   <w:num w:numId="20">
-    <w:abstractNumId w:val="20"/>
+    <w:abstractNumId w:val="1"/>
   </w:num>
   <w:num w:numId="21">
-    <w:abstractNumId w:val="21"/>
+    <w:abstractNumId w:val="1"/>
   </w:num>
   <w:num w:numId="22">
-    <w:abstractNumId w:val="22"/>
+    <w:abstractNumId w:val="5"/>
+    <w:lvlOverride w:ilvl="0">
+      <w:startOverride w:val="1"/>
+    </w:lvlOverride>
   </w:num>
   <w:num w:numId="23">
-    <w:abstractNumId w:val="23"/>
+    <w:abstractNumId w:val="5"/>
   </w:num>
   <w:num w:numId="24">
-    <w:abstractNumId w:val="24"/>
+    <w:abstractNumId w:val="5"/>
+    <w:lvlOverride w:ilvl="0">
+      <w:startOverride w:val="1"/>
+    </w:lvlOverride>
   </w:num>
   <w:num w:numId="25">
-    <w:abstractNumId w:val="1"/>
+    <w:abstractNumId w:val="5"/>
   </w:num>
   <w:num w:numId="26">
     <w:abstractNumId w:val="1"/>
@@ -8861,22 +7849,16 @@
     <w:abstractNumId w:val="1"/>
   </w:num>
   <w:num w:numId="28">
-    <w:abstractNumId w:val="5"/>
-    <w:lvlOverride w:ilvl="0">
-      <w:startOverride w:val="1"/>
-    </w:lvlOverride>
+    <w:abstractNumId w:val="1"/>
   </w:num>
   <w:num w:numId="29">
-    <w:abstractNumId w:val="5"/>
+    <w:abstractNumId w:val="1"/>
   </w:num>
   <w:num w:numId="30">
-    <w:abstractNumId w:val="5"/>
-    <w:lvlOverride w:ilvl="0">
-      <w:startOverride w:val="1"/>
-    </w:lvlOverride>
+    <w:abstractNumId w:val="1"/>
   </w:num>
   <w:num w:numId="31">
-    <w:abstractNumId w:val="5"/>
+    <w:abstractNumId w:val="1"/>
   </w:num>
   <w:num w:numId="32">
     <w:abstractNumId w:val="1"/>
@@ -8888,39 +7870,6 @@
     <w:abstractNumId w:val="1"/>
   </w:num>
   <w:num w:numId="35">
-    <w:abstractNumId w:val="1"/>
-  </w:num>
-  <w:num w:numId="36">
-    <w:abstractNumId w:val="1"/>
-  </w:num>
-  <w:num w:numId="37">
-    <w:abstractNumId w:val="1"/>
-  </w:num>
-  <w:num w:numId="38">
-    <w:abstractNumId w:val="1"/>
-  </w:num>
-  <w:num w:numId="39">
-    <w:abstractNumId w:val="1"/>
-  </w:num>
-  <w:num w:numId="40">
-    <w:abstractNumId w:val="1"/>
-  </w:num>
-  <w:num w:numId="41">
-    <w:abstractNumId w:val="1"/>
-  </w:num>
-  <w:num w:numId="42">
-    <w:abstractNumId w:val="1"/>
-  </w:num>
-  <w:num w:numId="43">
-    <w:abstractNumId w:val="1"/>
-  </w:num>
-  <w:num w:numId="44">
-    <w:abstractNumId w:val="1"/>
-  </w:num>
-  <w:num w:numId="45">
-    <w:abstractNumId w:val="1"/>
-  </w:num>
-  <w:num w:numId="46">
     <w:abstractNumId w:val="1"/>
   </w:num>
 </w:numbering>
